--- a/outputs/Demographics tables.docx
+++ b/outputs/Demographics tables.docx
@@ -1247,7 +1247,6 @@
                 <w14:ligatures w14:val="none"/>
               </w:rPr>
             </w:pPr>
-            <w:proofErr w:type="spellStart"/>
             <w:r>
               <w:rPr>
                 <w:rFonts w:ascii="Aptos Narrow" w:eastAsia="Times New Roman" w:hAnsi="Aptos Narrow" w:cs="Times New Roman"/>
@@ -1261,7 +1260,6 @@
               </w:rPr>
               <w:t>count</w:t>
             </w:r>
-            <w:proofErr w:type="spellEnd"/>
           </w:p>
         </w:tc>
         <w:tc>
@@ -2552,6 +2550,10 @@
         </w:tc>
       </w:tr>
     </w:tbl>
+    <w:p/>
+    <w:p/>
+    <w:p/>
+    <w:p/>
     <w:p/>
     <w:sectPr>
       <w:pgSz w:w="15840" w:h="12240" w:orient="landscape"/>
